--- a/화별_대본/1부/1부_1화_Noch_ein_Brief.docx
+++ b/화별_대본/1부/1부_1화_Noch_ein_Brief.docx
@@ -750,20 +750,20 @@
           <w:sz w:val="22"/>
           <w:szCs w:val="22"/>
         </w:rPr>
-        <w:t xml:space="preserve">   Lass sie, Bismarck. Nicht jeder duzt sofort.</w:t>
-      </w:r>
-    </w:p>
-    <w:p>
-      <w:pPr>
-        <w:spacing w:after="0"/>
-      </w:pPr>
-      <w:r>
-        <w:rPr>
-          <w:color w:val="808080"/>
-          <w:sz w:val="18"/>
-          <w:szCs w:val="18"/>
-        </w:rPr>
-        <w:t xml:space="preserve">내버려 둬, 비스마르크. 다들 바로 말 놓는 건 아니야.</w:t>
+        <w:t xml:space="preserve">   Lassen Sie sie, Herr von Bismarck. Nicht jeder duzt sofort.</w:t>
+      </w:r>
+    </w:p>
+    <w:p>
+      <w:pPr>
+        <w:spacing w:after="0"/>
+      </w:pPr>
+      <w:r>
+        <w:rPr>
+          <w:color w:val="808080"/>
+          <w:sz w:val="18"/>
+          <w:szCs w:val="18"/>
+        </w:rPr>
+        <w:t xml:space="preserve">내버려 두세요, 비스마르크 님. 다들 바로 말 놓는 건 아니에요.</w:t>
       </w:r>
     </w:p>
     <w:p>
@@ -1233,20 +1233,20 @@
           <w:sz w:val="22"/>
           <w:szCs w:val="22"/>
         </w:rPr>
-        <w:t xml:space="preserve">   Wir sind kein Kabinett, Bismarck.</w:t>
-      </w:r>
-    </w:p>
-    <w:p>
-      <w:pPr>
-        <w:spacing w:after="0"/>
-      </w:pPr>
-      <w:r>
-        <w:rPr>
-          <w:color w:val="808080"/>
-          <w:sz w:val="18"/>
-          <w:szCs w:val="18"/>
-        </w:rPr>
-        <w:t xml:space="preserve">우린 내각이 아니야, 비스마르크.</w:t>
+        <w:t xml:space="preserve">   Wir sind kein Kabinett, Herr von Bismarck.</w:t>
+      </w:r>
+    </w:p>
+    <w:p>
+      <w:pPr>
+        <w:spacing w:after="0"/>
+      </w:pPr>
+      <w:r>
+        <w:rPr>
+          <w:color w:val="808080"/>
+          <w:sz w:val="18"/>
+          <w:szCs w:val="18"/>
+        </w:rPr>
+        <w:t xml:space="preserve">우린 내각이 아니에요, 비스마르크 님.</w:t>
       </w:r>
     </w:p>
     <w:p>
@@ -1701,20 +1701,20 @@
           <w:sz w:val="22"/>
           <w:szCs w:val="22"/>
         </w:rPr>
-        <w:t xml:space="preserve">   Von Methoden, Marx. Willkommen.</w:t>
-      </w:r>
-    </w:p>
-    <w:p>
-      <w:pPr>
-        <w:spacing w:after="0"/>
-      </w:pPr>
-      <w:r>
-        <w:rPr>
-          <w:color w:val="808080"/>
-          <w:sz w:val="18"/>
-          <w:szCs w:val="18"/>
-        </w:rPr>
-        <w:t xml:space="preserve">방법에 대해서요, 마르크스. 어서 오세요.</w:t>
+        <w:t xml:space="preserve">   Von Methoden, Herr Marx. Willkommen.</w:t>
+      </w:r>
+    </w:p>
+    <w:p>
+      <w:pPr>
+        <w:spacing w:after="0"/>
+      </w:pPr>
+      <w:r>
+        <w:rPr>
+          <w:color w:val="808080"/>
+          <w:sz w:val="18"/>
+          <w:szCs w:val="18"/>
+        </w:rPr>
+        <w:t xml:space="preserve">방법에 대해서요, 마르크스 님. 어서 오세요.</w:t>
       </w:r>
     </w:p>
     <w:p>
@@ -1881,7 +1881,7 @@
           <w:sz w:val="22"/>
           <w:szCs w:val="22"/>
         </w:rPr>
-        <w:t xml:space="preserve">   Keine Ahnung. Marx spricht selten deutlich.</w:t>
+        <w:t xml:space="preserve">   Keine Ahnung. Herr Marx spricht selten deutlich.</w:t>
       </w:r>
     </w:p>
     <w:p>
@@ -3120,7 +3120,7 @@
           <w:sz w:val="22"/>
           <w:szCs w:val="22"/>
         </w:rPr>
-        <w:t xml:space="preserve">   Warte, DAS waren die Tage, von denen Marx sprach?</w:t>
+        <w:t xml:space="preserve">   Warte, DAS waren die Tage, von denen Herr Marx sprach?</w:t>
       </w:r>
     </w:p>
     <w:p>
@@ -3675,20 +3675,20 @@
           <w:sz w:val="22"/>
           <w:szCs w:val="22"/>
         </w:rPr>
-        <w:t xml:space="preserve">   Manchmal geht's um mehr als Recht, Bismarck.</w:t>
-      </w:r>
-    </w:p>
-    <w:p>
-      <w:pPr>
-        <w:spacing w:after="0"/>
-      </w:pPr>
-      <w:r>
-        <w:rPr>
-          <w:color w:val="808080"/>
-          <w:sz w:val="18"/>
-          <w:szCs w:val="18"/>
-        </w:rPr>
-        <w:t xml:space="preserve">가끔은 법 이상의 문제야, 비스마르크.</w:t>
+        <w:t xml:space="preserve">   Manchmal geht's um mehr als Recht, Herr von Bismarck.</w:t>
+      </w:r>
+    </w:p>
+    <w:p>
+      <w:pPr>
+        <w:spacing w:after="0"/>
+      </w:pPr>
+      <w:r>
+        <w:rPr>
+          <w:color w:val="808080"/>
+          <w:sz w:val="18"/>
+          <w:szCs w:val="18"/>
+        </w:rPr>
+        <w:t xml:space="preserve">가끔은 법 이상의 문제예요, 비스마르크 님.</w:t>
       </w:r>
     </w:p>
     <w:p>
@@ -4590,20 +4590,20 @@
           <w:sz w:val="22"/>
           <w:szCs w:val="22"/>
         </w:rPr>
-        <w:t xml:space="preserve">   Heine, glaube ich. Frag nicht mich, frag Marx.</w:t>
-      </w:r>
-    </w:p>
-    <w:p>
-      <w:pPr>
-        <w:spacing w:after="0"/>
-      </w:pPr>
-      <w:r>
-        <w:rPr>
-          <w:color w:val="808080"/>
-          <w:sz w:val="18"/>
-          <w:szCs w:val="18"/>
-        </w:rPr>
-        <w:t xml:space="preserve">하이네인 것 같아. 나 말고 마르크스한테 물어봐.</w:t>
+        <w:t xml:space="preserve">   Heine, glaube ich. Frag nicht mich, frag Herrn Marx.</w:t>
+      </w:r>
+    </w:p>
+    <w:p>
+      <w:pPr>
+        <w:spacing w:after="0"/>
+      </w:pPr>
+      <w:r>
+        <w:rPr>
+          <w:color w:val="808080"/>
+          <w:sz w:val="18"/>
+          <w:szCs w:val="18"/>
+        </w:rPr>
+        <w:t xml:space="preserve">하이네인 것 같아. 나 말고 마르크스 님한테 물어봐.</w:t>
       </w:r>
     </w:p>
     <w:p>
